--- a/2026summer/ACCT2101CO1_Summer2026 Course Schedule.docx
+++ b/2026summer/ACCT2101CO1_Summer2026 Course Schedule.docx
@@ -4036,6 +4036,11 @@
     </w:p>
     <w:sectPr>
       <w:headerReference w:type="default" r:id="rId8"/>
+      <w:footerReference w:type="default" r:id="rId11"/>
+      <w:headerReference w:type="first" r:id="rId12"/>
+      <w:footerReference w:type="first" r:id="rId13"/>
+      <w:headerReference w:type="even" r:id="rId14"/>
+      <w:footerReference w:type="even" r:id="rId15"/>
       <w:pgSz w:w="12240" w:h="15840"/>
       <w:pgMar w:top="1665" w:right="1080" w:bottom="2340" w:left="1080" w:header="309" w:footer="720" w:gutter="0"/>
       <w:cols w:space="720"/>
@@ -4062,6 +4067,36 @@
     </w:p>
   </w:endnote>
 </w:endnotes>
+</file>
+
+<file path=word/footer1.xml><?xml version="1.0" encoding="utf-8"?>
+<w:ftr xmlns:m="http://schemas.openxmlformats.org/officeDocument/2006/math" xmlns:mc="http://schemas.openxmlformats.org/markup-compatibility/2006" xmlns:mo="http://schemas.microsoft.com/office/mac/office/2008/main" xmlns:mv="urn:schemas-microsoft-com:mac:vml" xmlns:o="urn:schemas-microsoft-com:office:office" xmlns:r="http://schemas.openxmlformats.org/officeDocument/2006/relationships" xmlns:v="urn:schemas-microsoft-com:vml" xmlns:w10="urn:schemas-microsoft-com:office:word" xmlns:w14="http://schemas.microsoft.com/office/word/2010/wordml" xmlns:w="http://schemas.openxmlformats.org/wordprocessingml/2006/main" xmlns:wne="http://schemas.microsoft.com/office/word/2006/wordml" xmlns:wp14="http://schemas.microsoft.com/office/word/2010/wordprocessingDrawing" xmlns:wp="http://schemas.openxmlformats.org/drawingml/2006/wordprocessingDrawing" xmlns:wpc="http://schemas.microsoft.com/office/word/2010/wordprocessingCanvas" xmlns:wpg="http://schemas.microsoft.com/office/word/2010/wordprocessingGroup" xmlns:wpi="http://schemas.microsoft.com/office/word/2010/wordprocessingInk" xmlns:wps="http://schemas.microsoft.com/office/word/2010/wordprocessingShape" mc:Ignorable="w14 wp14">
+  <w:p>
+    <w:pPr>
+      <w:pStyle w:val="Footer"/>
+    </w:pPr>
+  </w:p>
+</w:ftr>
+</file>
+
+<file path=word/footer2.xml><?xml version="1.0" encoding="utf-8"?>
+<w:ftr xmlns:m="http://schemas.openxmlformats.org/officeDocument/2006/math" xmlns:mc="http://schemas.openxmlformats.org/markup-compatibility/2006" xmlns:mo="http://schemas.microsoft.com/office/mac/office/2008/main" xmlns:mv="urn:schemas-microsoft-com:mac:vml" xmlns:o="urn:schemas-microsoft-com:office:office" xmlns:r="http://schemas.openxmlformats.org/officeDocument/2006/relationships" xmlns:v="urn:schemas-microsoft-com:vml" xmlns:w10="urn:schemas-microsoft-com:office:word" xmlns:w14="http://schemas.microsoft.com/office/word/2010/wordml" xmlns:w="http://schemas.openxmlformats.org/wordprocessingml/2006/main" xmlns:wne="http://schemas.microsoft.com/office/word/2006/wordml" xmlns:wp14="http://schemas.microsoft.com/office/word/2010/wordprocessingDrawing" xmlns:wp="http://schemas.openxmlformats.org/drawingml/2006/wordprocessingDrawing" xmlns:wpc="http://schemas.microsoft.com/office/word/2010/wordprocessingCanvas" xmlns:wpg="http://schemas.microsoft.com/office/word/2010/wordprocessingGroup" xmlns:wpi="http://schemas.microsoft.com/office/word/2010/wordprocessingInk" xmlns:wps="http://schemas.microsoft.com/office/word/2010/wordprocessingShape" mc:Ignorable="w14 wp14">
+  <w:p>
+    <w:pPr>
+      <w:pStyle w:val="Footer"/>
+    </w:pPr>
+  </w:p>
+</w:ftr>
+</file>
+
+<file path=word/footer3.xml><?xml version="1.0" encoding="utf-8"?>
+<w:ftr xmlns:m="http://schemas.openxmlformats.org/officeDocument/2006/math" xmlns:mc="http://schemas.openxmlformats.org/markup-compatibility/2006" xmlns:mo="http://schemas.microsoft.com/office/mac/office/2008/main" xmlns:mv="urn:schemas-microsoft-com:mac:vml" xmlns:o="urn:schemas-microsoft-com:office:office" xmlns:r="http://schemas.openxmlformats.org/officeDocument/2006/relationships" xmlns:v="urn:schemas-microsoft-com:vml" xmlns:w10="urn:schemas-microsoft-com:office:word" xmlns:w14="http://schemas.microsoft.com/office/word/2010/wordml" xmlns:w="http://schemas.openxmlformats.org/wordprocessingml/2006/main" xmlns:wne="http://schemas.microsoft.com/office/word/2006/wordml" xmlns:wp14="http://schemas.microsoft.com/office/word/2010/wordprocessingDrawing" xmlns:wp="http://schemas.openxmlformats.org/drawingml/2006/wordprocessingDrawing" xmlns:wpc="http://schemas.microsoft.com/office/word/2010/wordprocessingCanvas" xmlns:wpg="http://schemas.microsoft.com/office/word/2010/wordprocessingGroup" xmlns:wpi="http://schemas.microsoft.com/office/word/2010/wordprocessingInk" xmlns:wps="http://schemas.microsoft.com/office/word/2010/wordprocessingShape" mc:Ignorable="w14 wp14">
+  <w:p>
+    <w:pPr>
+      <w:pStyle w:val="Footer"/>
+    </w:pPr>
+  </w:p>
+</w:ftr>
 </file>
 
 <file path=word/footnotes.xml><?xml version="1.0" encoding="utf-8"?>
@@ -4408,6 +4443,26 @@
         </mc:Fallback>
       </mc:AlternateContent>
     </w:r>
+  </w:p>
+</w:hdr>
+</file>
+
+<file path=word/header2.xml><?xml version="1.0" encoding="utf-8"?>
+<w:hdr xmlns:m="http://schemas.openxmlformats.org/officeDocument/2006/math" xmlns:mc="http://schemas.openxmlformats.org/markup-compatibility/2006" xmlns:mo="http://schemas.microsoft.com/office/mac/office/2008/main" xmlns:mv="urn:schemas-microsoft-com:mac:vml" xmlns:o="urn:schemas-microsoft-com:office:office" xmlns:r="http://schemas.openxmlformats.org/officeDocument/2006/relationships" xmlns:v="urn:schemas-microsoft-com:vml" xmlns:w10="urn:schemas-microsoft-com:office:word" xmlns:w14="http://schemas.microsoft.com/office/word/2010/wordml" xmlns:w="http://schemas.openxmlformats.org/wordprocessingml/2006/main" xmlns:wne="http://schemas.microsoft.com/office/word/2006/wordml" xmlns:wp14="http://schemas.microsoft.com/office/word/2010/wordprocessingDrawing" xmlns:wp="http://schemas.openxmlformats.org/drawingml/2006/wordprocessingDrawing" xmlns:wpc="http://schemas.microsoft.com/office/word/2010/wordprocessingCanvas" xmlns:wpg="http://schemas.microsoft.com/office/word/2010/wordprocessingGroup" xmlns:wpi="http://schemas.microsoft.com/office/word/2010/wordprocessingInk" xmlns:wps="http://schemas.microsoft.com/office/word/2010/wordprocessingShape" mc:Ignorable="w14 wp14">
+  <w:p>
+    <w:pPr>
+      <w:pStyle w:val="Header"/>
+    </w:pPr>
+  </w:p>
+</w:hdr>
+</file>
+
+<file path=word/header3.xml><?xml version="1.0" encoding="utf-8"?>
+<w:hdr xmlns:m="http://schemas.openxmlformats.org/officeDocument/2006/math" xmlns:mc="http://schemas.openxmlformats.org/markup-compatibility/2006" xmlns:mo="http://schemas.microsoft.com/office/mac/office/2008/main" xmlns:mv="urn:schemas-microsoft-com:mac:vml" xmlns:o="urn:schemas-microsoft-com:office:office" xmlns:r="http://schemas.openxmlformats.org/officeDocument/2006/relationships" xmlns:v="urn:schemas-microsoft-com:vml" xmlns:w10="urn:schemas-microsoft-com:office:word" xmlns:w14="http://schemas.microsoft.com/office/word/2010/wordml" xmlns:w="http://schemas.openxmlformats.org/wordprocessingml/2006/main" xmlns:wne="http://schemas.microsoft.com/office/word/2006/wordml" xmlns:wp14="http://schemas.microsoft.com/office/word/2010/wordprocessingDrawing" xmlns:wp="http://schemas.openxmlformats.org/drawingml/2006/wordprocessingDrawing" xmlns:wpc="http://schemas.microsoft.com/office/word/2010/wordprocessingCanvas" xmlns:wpg="http://schemas.microsoft.com/office/word/2010/wordprocessingGroup" xmlns:wpi="http://schemas.microsoft.com/office/word/2010/wordprocessingInk" xmlns:wps="http://schemas.microsoft.com/office/word/2010/wordprocessingShape" mc:Ignorable="w14 wp14">
+  <w:p>
+    <w:pPr>
+      <w:pStyle w:val="Header"/>
+    </w:pPr>
   </w:p>
 </w:hdr>
 </file>

--- a/2026summer/ACCT2101CO1_Summer2026 Course Schedule.docx
+++ b/2026summer/ACCT2101CO1_Summer2026 Course Schedule.docx
@@ -1399,7 +1399,7 @@
           <w:tcPr>
             <w:tcW w:w="1010" w:type="dxa"/>
             <w:vAlign w:val="center"/>
-            <w:shd w:val="clear" w:color="auto" w:fill="FFFF00"/>
+            <w:shd w:val="clear" w:color="auto" w:fill="92D050"/>
           </w:tcPr>
           <w:p>
             <w:pPr>
@@ -1431,7 +1431,7 @@
           <w:tcPr>
             <w:tcW w:w="1117" w:type="dxa"/>
             <w:vAlign w:val="center"/>
-            <w:shd w:val="clear" w:color="auto" w:fill="FFFF00"/>
+            <w:shd w:val="clear" w:color="auto" w:fill="92D050"/>
           </w:tcPr>
           <w:p>
             <w:pPr>
@@ -1506,7 +1506,7 @@
             <w:tcW w:w="8234" w:type="dxa"/>
             <w:gridSpan w:val="3"/>
             <w:vAlign w:val="center"/>
-            <w:shd w:val="clear" w:color="auto" w:fill="FFFF00"/>
+            <w:shd w:val="clear" w:color="auto" w:fill="92D050"/>
           </w:tcPr>
           <w:p>
             <w:pPr>
@@ -2416,7 +2416,7 @@
           <w:tcPr>
             <w:tcW w:w="1010" w:type="dxa"/>
             <w:vAlign w:val="center"/>
-            <w:shd w:val="clear" w:color="auto" w:fill="FFFF00"/>
+            <w:shd w:val="clear" w:color="auto" w:fill="FFC000"/>
           </w:tcPr>
           <w:p>
             <w:pPr>
@@ -2448,7 +2448,7 @@
           <w:tcPr>
             <w:tcW w:w="1117" w:type="dxa"/>
             <w:vAlign w:val="center"/>
-            <w:shd w:val="clear" w:color="auto" w:fill="FFFF00"/>
+            <w:shd w:val="clear" w:color="auto" w:fill="FFC000"/>
           </w:tcPr>
           <w:p>
             <w:pPr>
@@ -2523,7 +2523,7 @@
             <w:tcW w:w="8234" w:type="dxa"/>
             <w:gridSpan w:val="3"/>
             <w:vAlign w:val="center"/>
-            <w:shd w:val="clear" w:color="auto" w:fill="FFFF00"/>
+            <w:shd w:val="clear" w:color="auto" w:fill="FFC000"/>
           </w:tcPr>
           <w:p>
             <w:pPr>
@@ -3433,7 +3433,7 @@
           <w:tcPr>
             <w:tcW w:w="1010" w:type="dxa"/>
             <w:vAlign w:val="center"/>
-            <w:shd w:val="clear" w:color="auto" w:fill="FFFF00"/>
+            <w:shd w:val="clear" w:color="auto" w:fill="00B0F0"/>
           </w:tcPr>
           <w:p>
             <w:pPr>
@@ -3465,7 +3465,7 @@
           <w:tcPr>
             <w:tcW w:w="1117" w:type="dxa"/>
             <w:vAlign w:val="center"/>
-            <w:shd w:val="clear" w:color="auto" w:fill="FFFF00"/>
+            <w:shd w:val="clear" w:color="auto" w:fill="00B0F0"/>
           </w:tcPr>
           <w:p>
             <w:pPr>
@@ -3540,7 +3540,7 @@
             <w:tcW w:w="8234" w:type="dxa"/>
             <w:gridSpan w:val="3"/>
             <w:vAlign w:val="center"/>
-            <w:shd w:val="clear" w:color="auto" w:fill="FFFF00"/>
+            <w:shd w:val="clear" w:color="auto" w:fill="00B0F0"/>
           </w:tcPr>
           <w:p>
             <w:pPr>
